--- a/小論文添削（ショー）/添削結果/進ノ介/20261017_進ノ介_国士舘大学_21世紀アジア学部_R7_AO2_異なる文化や価値観.docx
+++ b/小論文添削（ショー）/添削結果/進ノ介/20261017_進ノ介_国士舘大学_21世紀アジア学部_R7_AO2_異なる文化や価値観.docx
@@ -145,7 +145,7 @@
                 <w:color w:val="23301F"/>
                 <w:sz w:val="20"/>
               </w:rPr>
-              <w:t>国士舘大学 21世紀アジア学部 総合型選抜（R7 AOⅡ期 過去問）</w:t>
+              <w:t>国士舘大学 21世紀アジア学部 総合型選抜 令和7年度 Ⅱ期（12月15日）</w:t>
             </w:r>
           </w:p>
         </w:tc>
@@ -191,7 +191,7 @@
                 <w:color w:val="23301F"/>
                 <w:sz w:val="20"/>
               </w:rPr>
-              <w:t>異なる文化や価値観に触れたときの姿勢</w:t>
+              <w:t>優先席と同調圧力　／　ティムラズ・レジャバ『日本再発見』</w:t>
             </w:r>
           </w:p>
         </w:tc>
@@ -237,7 +237,7 @@
                 <w:color w:val="23301F"/>
                 <w:sz w:val="20"/>
               </w:rPr>
-              <w:t>（推定）異なる文化や価値観に触れたとき、どのような姿勢が大切か。あなたの考えを述べなさい。</w:t>
+              <w:t>筆者の問題提起に対するあなたの考えを600字で述べなさい。</w:t>
             </w:r>
           </w:p>
         </w:tc>
@@ -332,7 +332,7 @@
           <w:color w:val="D9782D"/>
           <w:sz w:val="56"/>
         </w:rPr>
-        <w:t>83</w:t>
+        <w:t>78</w:t>
       </w:r>
       <w:r>
         <w:rPr>
@@ -480,7 +480,7 @@
                 <w:color w:val="D9782D"/>
                 <w:sz w:val="22"/>
               </w:rPr>
-              <w:t>18 / 20</w:t>
+              <w:t>13 / 20</w:t>
             </w:r>
           </w:p>
         </w:tc>
@@ -501,7 +501,7 @@
                 <w:color w:val="23301F"/>
                 <w:sz w:val="19"/>
               </w:rPr>
-              <w:t>「自分の当たり前を世界共通の常識だと思い込まない姿勢」と、問いへの答えを冒頭で明確に示せている。</w:t>
+              <w:t>筆者（駐日ジョージア大使）の問題提起は「日本の暗黙のルールの多さと同調圧力」。答案の「自分の当たり前を常識と思い込まない姿勢」はこれに関係するが、優先席・暗黙のルール・同調圧力に一度も触れておらず、問題提起への考えとしては的が少しずれている。</w:t>
             </w:r>
           </w:p>
         </w:tc>
@@ -805,7 +805,7 @@
           <w:color w:val="23301F"/>
           <w:sz w:val="21"/>
         </w:rPr>
-        <w:t>【前提】設問文は未確認のため答案から推定した。字数は原稿用紙の「600」の印から600字以内とした。主張・理由・具体例・体験・譲歩・結論がそろった、完成度の高い答案である。特に「相手を尊重することと、何でも許すことは同じではない」という譲歩は、考えの深さを示していて評価が高い。あとは、重複表現と読点の抜けを直し、自分の体験を具体的な場面で書き、結論で21世紀アジア学部での学びにつなげれば、さらに上を目指せる。</w:t>
+        <w:t>【前提】設問文と字数（600字）は大学公式の過去問で確認した。課題文は、誰もいない優先席に座った投稿への反響から、日本の暗黙のルールの多さと同調圧力を問題提起している。答案の「自分の当たり前を常識と思い込まない」「背景を尋ねる」「尊重と何でも許すことは違う」という考えはこの問題提起に十分つながる内容で、構成も見事である。ただ、優先席や同調圧力に一度も触れていないため、一般的な異文化論に見えてしまう。冒頭で筆者の問題提起を示し、本論で優先席の議論に結びつければ、高得点が狙える。</w:t>
       </w:r>
     </w:p>
     <w:p>
@@ -961,7 +961,69 @@
           <w:color w:val="17321A"/>
           <w:sz w:val="21"/>
         </w:rPr>
-        <w:t>1. 自分の体験を具体的な場面で書く</w:t>
+        <w:t>1. 筆者の問題提起（暗黙のルール・同調圧力）に触れる</w:t>
+      </w:r>
+    </w:p>
+    <w:p>
+      <w:pPr>
+        <w:spacing w:after="20" w:before="0" w:line="300" w:lineRule="auto"/>
+        <w:ind w:left="283"/>
+      </w:pPr>
+      <w:r>
+        <w:rPr>
+          <w:rFonts w:ascii="游ゴシック" w:hAnsi="游ゴシック" w:eastAsia="游ゴシック"/>
+          <w:b/>
+          <w:color w:val="5B6B54"/>
+          <w:sz w:val="19"/>
+        </w:rPr>
+        <w:t>答案：</w:t>
+      </w:r>
+      <w:r>
+        <w:rPr>
+          <w:rFonts w:ascii="游明朝" w:hAnsi="游明朝" w:eastAsia="游明朝"/>
+          <w:b w:val="0"/>
+          <w:color w:val="5B6B54"/>
+          <w:sz w:val="19"/>
+        </w:rPr>
+        <w:t>「私は、異なる文化や価値観に触れたとき、自分の当たり前を世界共通の常識だと思い込まない姿勢こそが大切だと考える。」</w:t>
+      </w:r>
+    </w:p>
+    <w:p>
+      <w:pPr>
+        <w:spacing w:after="40" w:before="0" w:line="300" w:lineRule="auto"/>
+        <w:ind w:left="283"/>
+      </w:pPr>
+      <w:r>
+        <w:rPr>
+          <w:rFonts w:ascii="游ゴシック" w:hAnsi="游ゴシック" w:eastAsia="游ゴシック"/>
+          <w:b/>
+          <w:color w:val="D9782D"/>
+          <w:sz w:val="21"/>
+        </w:rPr>
+        <w:t xml:space="preserve">→ </w:t>
+      </w:r>
+      <w:r>
+        <w:rPr>
+          <w:rFonts w:ascii="游ゴシック" w:hAnsi="游ゴシック" w:eastAsia="游ゴシック"/>
+          <w:b w:val="0"/>
+          <w:color w:val="23301F"/>
+          <w:sz w:val="21"/>
+        </w:rPr>
+        <w:t>設問は「筆者の問題提起に対するあなたの考え」。冒頭で「筆者は、優先席の投稿への反響から、日本の暗黙のルールの多さと同調圧力を問題提起している」と示し、本論でも「優先席の議論も同じで〜」と課題文に結びつける。</w:t>
+      </w:r>
+    </w:p>
+    <w:p>
+      <w:pPr>
+        <w:spacing w:after="20" w:before="60" w:line="300" w:lineRule="auto"/>
+      </w:pPr>
+      <w:r>
+        <w:rPr>
+          <w:rFonts w:ascii="游ゴシック" w:hAnsi="游ゴシック" w:eastAsia="游ゴシック"/>
+          <w:b/>
+          <w:color w:val="17321A"/>
+          <w:sz w:val="21"/>
+        </w:rPr>
+        <w:t>2. 自分の体験を具体的な場面で書く</w:t>
       </w:r>
     </w:p>
     <w:p>
@@ -1023,7 +1085,7 @@
           <w:color w:val="17321A"/>
           <w:sz w:val="21"/>
         </w:rPr>
-        <w:t>2. 重複表現を直す</w:t>
+        <w:t>3. 重複表現を直す</w:t>
       </w:r>
     </w:p>
     <w:p>
@@ -1085,7 +1147,7 @@
           <w:color w:val="17321A"/>
           <w:sz w:val="21"/>
         </w:rPr>
-        <w:t>3. 文化の対比は「傾向」として書く</w:t>
+        <w:t>4. 文化の対比は「傾向」として書く</w:t>
       </w:r>
     </w:p>
     <w:p>
@@ -1147,7 +1209,7 @@
           <w:color w:val="17321A"/>
           <w:sz w:val="21"/>
         </w:rPr>
-        <w:t>4. 結論で学部での学びにつなげる</w:t>
+        <w:t>5. 結論で学部での学びにつなげる</w:t>
       </w:r>
     </w:p>
     <w:p>
@@ -2347,7 +2409,7 @@
           <w:color w:val="2C5F2D"/>
           <w:sz w:val="26"/>
         </w:rPr>
-        <w:t>書き直し例（584字）</w:t>
+        <w:t>書き直し例（592字）</w:t>
       </w:r>
     </w:p>
     <w:p>
@@ -2423,7 +2485,7 @@
                 <w:color w:val="2C5F2D"/>
                 <w:sz w:val="19"/>
               </w:rPr>
-              <w:t>96字</w:t>
+              <w:t>139字</w:t>
             </w:r>
           </w:p>
         </w:tc>
@@ -2444,7 +2506,7 @@
                 <w:color w:val="23301F"/>
                 <w:sz w:val="21"/>
               </w:rPr>
-              <w:t>私は、異なる文化や価値観に触れたとき、自分の当たり前を世界共通の常識だと思い込まない姿勢こそが大切だと考える。自分の基準だけで相手を判断すれば、意図を誤解し、理解する機会を失ってしまうからだ。</w:t>
+              <w:t>筆者は、誰もいない優先席に座った投稿への大きな反響から、日本の暗黙のルールの多さと同調圧力の強さを問題提起している。私は、異なる文化や価値観に触れたとき、自分の当たり前を常識だと思い込まない姿勢こそが大切だと考える。自分の基準だけで相手を判断すれば、意図を誤解してしまうからだ。</w:t>
             </w:r>
           </w:p>
         </w:tc>
@@ -2483,7 +2545,7 @@
                 <w:color w:val="2C5F2D"/>
                 <w:sz w:val="19"/>
               </w:rPr>
-              <w:t>197字</w:t>
+              <w:t>181字</w:t>
             </w:r>
           </w:p>
         </w:tc>
@@ -2504,7 +2566,7 @@
                 <w:color w:val="23301F"/>
                 <w:sz w:val="21"/>
               </w:rPr>
-              <w:t>例えば、日本では相手に迷惑をかけないよう、遠慮して希望をはっきり伝えない傾向がある。一方、自分の意見を明確に述べることが誠実さの表れだと受け取られる文化もある。日本側がそれを「自己中心的だ」と決めつけたり、相手側が日本人を「何を考えているか分からない」と評価したりすれば、対立が生まれる。大切なのは、どちらかを正しいと決めることではなく、なぜその行動をするのかを尋ね、背景を知ろうとすることだ。</w:t>
+              <w:t>例えば、日本では相手に迷惑をかけないよう、遠慮して希望をはっきり伝えない傾向がある。一方、意見を明確に述べることが誠実さの表れとされる文化もある。互いに相手を「自己中心的だ」「何を考えているか分からない」と決めつければ、対立が生まれる。優先席の議論も同じで、大切なのはどちらかを正しいと決めることではなく、なぜその行動をするのかを尋ね、背景を知ろうとすることだ。</w:t>
             </w:r>
           </w:p>
         </w:tc>
@@ -2543,7 +2605,7 @@
                 <w:color w:val="2C5F2D"/>
                 <w:sz w:val="19"/>
               </w:rPr>
-              <w:t>101字</w:t>
+              <w:t>82字</w:t>
             </w:r>
           </w:p>
         </w:tc>
@@ -2564,7 +2626,7 @@
                 <w:color w:val="23301F"/>
                 <w:sz w:val="21"/>
               </w:rPr>
-              <w:t>私も、相手の反応が予想と違うと、失礼だと感じることがある。しかし、決めつけずに理由を聞けば、考え方や表現の違いだと分かるかもしれない。違いは相手を遠ざける理由ではなく、自分の視野を広げるきっかけになる。</w:t>
+              <w:t>私も、相手の反応が予想と違うと、失礼だと感じることがある。しかし、決めつけずに理由を聞けば、考え方や表現の違いだと分かる。違いは、自分の視野を広げるきっかけになる。</w:t>
             </w:r>
           </w:p>
         </w:tc>
@@ -2832,7 +2894,7 @@
           <w:color w:val="23301F"/>
           <w:sz w:val="21"/>
         </w:rPr>
-        <w:t>体験は「いつ・どこで・誰と・何があったか」が分かる一場面で書く（本当にあったことだけ）</w:t>
+        <w:t>課題文型の設問では、書き出しで筆者の問題提起を一文で示し、本論でも課題文の具体例（優先席など）に結びつける</w:t>
       </w:r>
     </w:p>
     <w:p>
